--- a/tests/fixtures/layout.docx
+++ b/tests/fixtures/layout.docx
@@ -123,6 +123,111 @@
       </w:pPr>
       <w:r>
         <w:t>Второй абзац группы.</w:t>
+      </w:r>
+    </w:p>
+    <w:p>
+      <w:pPr>
+        <w:pStyle w:val="Heading1"/>
+      </w:pPr>
+      <w:r>
+        <w:t>Табуляция</w:t>
+      </w:r>
+    </w:p>
+    <w:p>
+      <w:pPr>
+        <w:tabs>
+          <w:tab w:pos="8630" w:val="right"/>
+        </w:tabs>
+      </w:pPr>
+      <w:r>
+        <w:t>Москва</w:t>
+        <w:tab/>
+        <w:t>10 октября 2026 г.</w:t>
+      </w:r>
+    </w:p>
+    <w:p>
+      <w:pPr>
+        <w:tabs>
+          <w:tab w:pos="8630" w:val="right" w:leader="dot"/>
+        </w:tabs>
+      </w:pPr>
+      <w:r>
+        <w:t>Глава 1. Введение</w:t>
+        <w:tab/>
+        <w:t>5</w:t>
+      </w:r>
+    </w:p>
+    <w:p>
+      <w:pPr>
+        <w:tabs>
+          <w:tab w:pos="4535" w:val="center"/>
+        </w:tabs>
+      </w:pPr>
+      <w:r>
+        <w:tab/>
+        <w:t>По центру</w:t>
+      </w:r>
+    </w:p>
+    <w:p>
+      <w:pPr>
+        <w:tabs>
+          <w:tab w:pos="5669" w:val="decimal"/>
+        </w:tabs>
+      </w:pPr>
+      <w:r>
+        <w:t>Итого:</w:t>
+        <w:tab/>
+        <w:t>1234,56</w:t>
+      </w:r>
+    </w:p>
+    <w:p>
+      <w:r>
+        <w:t>а</w:t>
+        <w:tab/>
+        <w:t>б</w:t>
+        <w:tab/>
+        <w:t>в</w:t>
+        <w:tab/>
+        <w:t>г</w:t>
+      </w:r>
+    </w:p>
+    <w:p>
+      <w:pPr>
+        <w:tabs>
+          <w:tab w:pos="1701" w:val="left"/>
+        </w:tabs>
+      </w:pPr>
+      <w:r>
+        <w:t>Слева 3 см:</w:t>
+        <w:tab/>
+        <w:t>текст</w:t>
+        <w:tab/>
+        <w:t>дальше по умолчанию</w:t>
+      </w:r>
+    </w:p>
+    <w:p>
+      <w:pPr>
+        <w:pStyle w:val="РеквизитыПеро"/>
+      </w:pPr>
+      <w:r>
+        <w:t>Стиль:</w:t>
+        <w:tab/>
+        <w:t>четыре</w:t>
+        <w:tab/>
+        <w:t>девять</w:t>
+      </w:r>
+    </w:p>
+    <w:p>
+      <w:pPr>
+        <w:pStyle w:val="РеквизитыПеро"/>
+        <w:tabs>
+          <w:tab w:pos="2268" w:val="clear"/>
+        </w:tabs>
+      </w:pPr>
+      <w:r>
+        <w:t>Стиль без 4 см:</w:t>
+        <w:tab/>
+        <w:t>девять</w:t>
       </w:r>
     </w:p>
     <w:sectPr>
@@ -12186,6 +12291,16 @@
     <w:basedOn w:val="Normal"/>
     <w:pPr>
       <w:keepNext/>
+    </w:pPr>
+  </w:style>
+  <w:style w:type="paragraph" w:customStyle="1" w:styleId="РеквизитыПеро">
+    <w:name w:val="Реквизиты Перо"/>
+    <w:basedOn w:val="Normal"/>
+    <w:pPr>
+      <w:tabs>
+        <w:tab w:pos="2268" w:val="left"/>
+        <w:tab w:pos="5102" w:val="right"/>
+      </w:tabs>
     </w:pPr>
   </w:style>
 </w:styles>
